--- a/job-application/Raya Holding/Moamen_Basyoni_Cover_Letter_Raya_Holding.docx
+++ b/job-application/Raya Holding/Moamen_Basyoni_Cover_Letter_Raya_Holding.docx
@@ -44,7 +44,7 @@
         <w:pStyle w:val="BlockText"/>
       </w:pPr>
       <w:r>
-        <w:t xml:space="preserve">.NET engineer with architecture-level wins at the ~3-year mark: a runtime business-rule engine that runs 45% faster, an OpenID Connect identity server, and an API gateway that cut deployment downtime from two hours to fifteen minutes — all on a large enterprise codebase, with AI-assisted delivery day to day.</w:t>
+        <w:t xml:space="preserve">.NET engineer with architecture-level wins at the ~3-year mark: a runtime business-rule engine that runs 60% faster, an OpenID Connect identity server, and an API gateway that cut deployment downtime from two hours to fifteen minutes — all on a large enterprise codebase, with AI-assisted delivery day to day.</w:t>
       </w:r>
     </w:p>
     <w:p>
@@ -101,7 +101,7 @@
         </w:numPr>
       </w:pPr>
       <w:r>
-        <w:t xml:space="preserve">I built a runtime business-rule engine for injected business logic that improved rule-execution performance by 45% (measured with BenchmarkDotNet).</w:t>
+        <w:t xml:space="preserve">I built a runtime business-rule engine for injected business logic that improved rule-execution performance by 60% (measured with BenchmarkDotNet).</w:t>
       </w:r>
     </w:p>
     <w:p>
